--- a/cde/cde-stage3/SQS-SNS-Deep-Dive-Cheat-Sheet.docx
+++ b/cde/cde-stage3/SQS-SNS-Deep-Dive-Cheat-Sheet.docx
@@ -96,7 +96,7 @@
           <w:sz w:val="19"/>
           <w:szCs w:val="19"/>
         </w:rPr>
-        <w:t xml:space="preserve">                          +--&gt; SQS queue A  --&gt; worker A (reads, processes, DELETES)</w:t>
+        <w:t xml:space="preserve">+--&gt; SQS queue A  --&gt; worker A (reads, processes, DELETES)</w:t>
       </w:r>
     </w:p>
     <w:p>
